--- a/Templates/doc_convocacao.docx
+++ b/Templates/doc_convocacao.docx
@@ -1,6 +1,6 @@
 
 <file path=word/document.xml><?xml version="1.0" encoding="utf-8"?>
-<w:document xmlns:o="urn:schemas-microsoft-com:office:office" xmlns:r="http://schemas.openxmlformats.org/officeDocument/2006/relationships" xmlns:v="urn:schemas-microsoft-com:vml" xmlns:w="http://schemas.openxmlformats.org/wordprocessingml/2006/main" xmlns:w10="urn:schemas-microsoft-com:office:word" xmlns:wp="http://schemas.openxmlformats.org/drawingml/2006/wordprocessingDrawing" xmlns:wps="http://schemas.microsoft.com/office/word/2010/wordprocessingShape" xmlns:wpg="http://schemas.microsoft.com/office/word/2010/wordprocessingGroup" xmlns:mc="http://schemas.openxmlformats.org/markup-compatibility/2006" xmlns:wp14="http://schemas.microsoft.com/office/word/2010/wordprocessingDrawing" xmlns:w14="http://schemas.microsoft.com/office/word/2010/wordml" xmlns:w15="http://schemas.microsoft.com/office/word/2012/wordml" mc:Ignorable="w14 wp14 w15">
+<w:document xmlns:o="urn:schemas-microsoft-com:office:office" xmlns:r="http://schemas.openxmlformats.org/officeDocument/2006/relationships" xmlns:v="urn:schemas-microsoft-com:vml" xmlns:w="http://schemas.openxmlformats.org/wordprocessingml/2006/main" xmlns:w10="urn:schemas-microsoft-com:office:word" xmlns:wp="http://schemas.openxmlformats.org/drawingml/2006/wordprocessingDrawing" xmlns:pic="http://schemas.openxmlformats.org/drawingml/2006/picture" xmlns:wps="http://schemas.microsoft.com/office/word/2010/wordprocessingShape" xmlns:wpg="http://schemas.microsoft.com/office/word/2010/wordprocessingGroup" xmlns:mc="http://schemas.openxmlformats.org/markup-compatibility/2006" xmlns:wp14="http://schemas.microsoft.com/office/word/2010/wordprocessingDrawing" xmlns:w14="http://schemas.microsoft.com/office/word/2010/wordml" xmlns:w15="http://schemas.microsoft.com/office/word/2012/wordml" mc:Ignorable="w14 wp14 w15">
   <w:body>
     <w:p>
       <w:pPr>
@@ -43,7 +43,17 @@
         <w:rPr>
           <w:lang w:val="pt-PT" w:eastAsia="zh-CN" w:bidi="hi-IN"/>
         </w:rPr>
-        <w:t xml:space="preserve"> que foi apresentado no dia {{data_hora}} em {{local_defesa}}.</w:t>
+        <w:t xml:space="preserve"> que foi apresentado no dia </w:t>
+      </w:r>
+      <w:r>
+        <w:rPr/>
+        <w:t>{{data_hora}} **{% if formato_remoto %}em formato remoto, {% else %}em formato presencial, {% endif %}**em {{local_defesa}}</w:t>
+      </w:r>
+      <w:r>
+        <w:rPr>
+          <w:lang w:val="pt-PT" w:eastAsia="zh-CN" w:bidi="hi-IN"/>
+        </w:rPr>
+        <w:t>.</w:t>
       </w:r>
     </w:p>
     <w:sectPr>
@@ -128,7 +138,7 @@
     </w:rPr>
   </w:style>
   <w:style w:type="paragraph" w:styleId="Caption">
-    <w:name w:val="Caption"/>
+    <w:name w:val="caption"/>
     <w:basedOn w:val="Normal"/>
     <w:qFormat/>
     <w:pPr>
@@ -165,37 +175,37 @@
         <a:srgbClr val="000000"/>
       </a:dk1>
       <a:lt1>
-        <a:srgbClr val="ffffff"/>
+        <a:srgbClr val="FFFFFF"/>
       </a:lt1>
       <a:dk2>
         <a:srgbClr val="000000"/>
       </a:dk2>
       <a:lt2>
-        <a:srgbClr val="ffffff"/>
+        <a:srgbClr val="FFFFFF"/>
       </a:lt2>
       <a:accent1>
-        <a:srgbClr val="18a303"/>
+        <a:srgbClr val="18A303"/>
       </a:accent1>
       <a:accent2>
-        <a:srgbClr val="0369a3"/>
+        <a:srgbClr val="0369A3"/>
       </a:accent2>
       <a:accent3>
-        <a:srgbClr val="a33e03"/>
+        <a:srgbClr val="A33E03"/>
       </a:accent3>
       <a:accent4>
-        <a:srgbClr val="8e03a3"/>
+        <a:srgbClr val="8E03A3"/>
       </a:accent4>
       <a:accent5>
-        <a:srgbClr val="c99c00"/>
+        <a:srgbClr val="C99C00"/>
       </a:accent5>
       <a:accent6>
-        <a:srgbClr val="c9211e"/>
+        <a:srgbClr val="C9211E"/>
       </a:accent6>
       <a:hlink>
-        <a:srgbClr val="0000ee"/>
+        <a:srgbClr val="0000EE"/>
       </a:hlink>
       <a:folHlink>
-        <a:srgbClr val="551a8b"/>
+        <a:srgbClr val="551A8B"/>
       </a:folHlink>
     </a:clrScheme>
     <a:fontScheme name="Office">

--- a/Templates/doc_convocacao.docx
+++ b/Templates/doc_convocacao.docx
@@ -1,6 +1,6 @@
 
 <file path=word/document.xml><?xml version="1.0" encoding="utf-8"?>
-<w:document xmlns:o="urn:schemas-microsoft-com:office:office" xmlns:r="http://schemas.openxmlformats.org/officeDocument/2006/relationships" xmlns:v="urn:schemas-microsoft-com:vml" xmlns:w="http://schemas.openxmlformats.org/wordprocessingml/2006/main" xmlns:w10="urn:schemas-microsoft-com:office:word" xmlns:wp="http://schemas.openxmlformats.org/drawingml/2006/wordprocessingDrawing" xmlns:pic="http://schemas.openxmlformats.org/drawingml/2006/picture" xmlns:wps="http://schemas.microsoft.com/office/word/2010/wordprocessingShape" xmlns:wpg="http://schemas.microsoft.com/office/word/2010/wordprocessingGroup" xmlns:mc="http://schemas.openxmlformats.org/markup-compatibility/2006" xmlns:wp14="http://schemas.microsoft.com/office/word/2010/wordprocessingDrawing" xmlns:w14="http://schemas.microsoft.com/office/word/2010/wordml" xmlns:w15="http://schemas.microsoft.com/office/word/2012/wordml" mc:Ignorable="w14 wp14 w15">
+<w:document xmlns:o="urn:schemas-microsoft-com:office:office" xmlns:r="http://schemas.openxmlformats.org/officeDocument/2006/relationships" xmlns:v="urn:schemas-microsoft-com:vml" xmlns:w="http://schemas.openxmlformats.org/wordprocessingml/2006/main" xmlns:w10="urn:schemas-microsoft-com:office:word" xmlns:wp="http://schemas.openxmlformats.org/drawingml/2006/wordprocessingDrawing" xmlns:wps="http://schemas.microsoft.com/office/word/2010/wordprocessingShape" xmlns:wpg="http://schemas.microsoft.com/office/word/2010/wordprocessingGroup" xmlns:mc="http://schemas.openxmlformats.org/markup-compatibility/2006" xmlns:wp14="http://schemas.microsoft.com/office/word/2010/wordprocessingDrawing" xmlns:w14="http://schemas.microsoft.com/office/word/2010/wordml" xmlns:w15="http://schemas.microsoft.com/office/word/2012/wordml" mc:Ignorable="w14 wp14 w15">
   <w:body>
     <w:p>
       <w:pPr>
@@ -15,7 +15,7 @@
         <w:rPr>
           <w:lang w:val="pt-PT" w:eastAsia="zh-CN" w:bidi="hi-IN"/>
         </w:rPr>
-        <w:t>Designar a Comissão composta pelos professores {{nome_orientador}} {% if nome_coorientador %}, {{nome_coorientador}} {% endif %}, {{examinadores_externos}} e {{examinadores_internos}} para, sob a presidência do primeiro, examinar o trabalho de defesa de dissertação de mestrado intitulada “</w:t>
+        <w:t>Designar a Comissão composta pelos professores {{nome_orientador}} {% if nome_coorientador %}, {{nome_coorientador}} {% endif %}, {{examinadores_externos}}, {{examinadores_internos}} para, sob a presidência do primeiro, examinar o trabalho de defesa de dissertação de mestrado intitulada “</w:t>
       </w:r>
       <w:r>
         <w:rPr>
@@ -47,13 +47,102 @@
       </w:r>
       <w:r>
         <w:rPr/>
-        <w:t>{{data_hora}} **{% if formato_remoto %}em formato remoto, {% else %}em formato presencial, {% endif %}**em {{local_defesa}}</w:t>
-      </w:r>
-      <w:r>
-        <w:rPr>
-          <w:lang w:val="pt-PT" w:eastAsia="zh-CN" w:bidi="hi-IN"/>
-        </w:rPr>
-        <w:t>.</w:t>
+        <w:t xml:space="preserve">{{data_hora}}, </w:t>
+      </w:r>
+      <w:r>
+        <w:rPr>
+          <w:lang w:val="pt-PT" w:eastAsia="zh-CN" w:bidi="hi-IN"/>
+        </w:rPr>
+        <w:t>{% if formato_remoto %}em formato remoto{% else %}em formato presencial, em {{local_defesa}}{% endif %}.</w:t>
+      </w:r>
+    </w:p>
+    <w:p>
+      <w:pPr>
+        <w:pStyle w:val="Normal"/>
+        <w:bidi w:val="0"/>
+        <w:jc w:val="left"/>
+        <w:rPr>
+          <w:lang w:val="pt-PT" w:eastAsia="zh-CN" w:bidi="hi-IN"/>
+        </w:rPr>
+      </w:pPr>
+      <w:r>
+        <w:rPr>
+          <w:lang w:val="pt-PT" w:eastAsia="zh-CN" w:bidi="hi-IN"/>
+        </w:rPr>
+      </w:r>
+    </w:p>
+    <w:p>
+      <w:pPr>
+        <w:pStyle w:val="Normal"/>
+        <w:bidi w:val="0"/>
+        <w:jc w:val="left"/>
+        <w:rPr>
+          <w:lang w:val="pt-PT" w:eastAsia="zh-CN" w:bidi="hi-IN"/>
+        </w:rPr>
+      </w:pPr>
+      <w:r>
+        <w:rPr>
+          <w:lang w:val="pt-PT" w:eastAsia="zh-CN" w:bidi="hi-IN"/>
+        </w:rPr>
+      </w:r>
+    </w:p>
+    <w:p>
+      <w:pPr>
+        <w:pStyle w:val="Normal"/>
+        <w:bidi w:val="0"/>
+        <w:jc w:val="left"/>
+        <w:rPr>
+          <w:lang w:val="pt-PT" w:eastAsia="zh-CN" w:bidi="hi-IN"/>
+        </w:rPr>
+      </w:pPr>
+      <w:r>
+        <w:rPr>
+          <w:lang w:val="pt-PT" w:eastAsia="zh-CN" w:bidi="hi-IN"/>
+        </w:rPr>
+      </w:r>
+    </w:p>
+    <w:p>
+      <w:pPr>
+        <w:pStyle w:val="Normal"/>
+        <w:bidi w:val="0"/>
+        <w:jc w:val="left"/>
+        <w:rPr>
+          <w:lang w:val="pt-PT" w:eastAsia="zh-CN" w:bidi="hi-IN"/>
+        </w:rPr>
+      </w:pPr>
+      <w:r>
+        <w:rPr>
+          <w:lang w:val="pt-PT" w:eastAsia="zh-CN" w:bidi="hi-IN"/>
+        </w:rPr>
+      </w:r>
+    </w:p>
+    <w:p>
+      <w:pPr>
+        <w:pStyle w:val="Normal"/>
+        <w:bidi w:val="0"/>
+        <w:jc w:val="left"/>
+        <w:rPr>
+          <w:lang w:val="pt-PT" w:eastAsia="zh-CN" w:bidi="hi-IN"/>
+        </w:rPr>
+      </w:pPr>
+      <w:r>
+        <w:rPr>
+          <w:lang w:val="pt-PT" w:eastAsia="zh-CN" w:bidi="hi-IN"/>
+        </w:rPr>
+      </w:r>
+    </w:p>
+    <w:p>
+      <w:pPr>
+        <w:pStyle w:val="Normal"/>
+        <w:bidi w:val="0"/>
+        <w:jc w:val="center"/>
+        <w:rPr/>
+      </w:pPr>
+      <w:r>
+        <w:rPr>
+          <w:lang w:val="pt-PT" w:eastAsia="zh-CN" w:bidi="hi-IN"/>
+        </w:rPr>
+        <w:t>Recife, {{data}}.</w:t>
       </w:r>
     </w:p>
     <w:sectPr>
@@ -138,7 +227,7 @@
     </w:rPr>
   </w:style>
   <w:style w:type="paragraph" w:styleId="Caption">
-    <w:name w:val="caption"/>
+    <w:name w:val="Caption"/>
     <w:basedOn w:val="Normal"/>
     <w:qFormat/>
     <w:pPr>
@@ -175,37 +264,37 @@
         <a:srgbClr val="000000"/>
       </a:dk1>
       <a:lt1>
-        <a:srgbClr val="FFFFFF"/>
+        <a:srgbClr val="ffffff"/>
       </a:lt1>
       <a:dk2>
         <a:srgbClr val="000000"/>
       </a:dk2>
       <a:lt2>
-        <a:srgbClr val="FFFFFF"/>
+        <a:srgbClr val="ffffff"/>
       </a:lt2>
       <a:accent1>
-        <a:srgbClr val="18A303"/>
+        <a:srgbClr val="18a303"/>
       </a:accent1>
       <a:accent2>
-        <a:srgbClr val="0369A3"/>
+        <a:srgbClr val="0369a3"/>
       </a:accent2>
       <a:accent3>
-        <a:srgbClr val="A33E03"/>
+        <a:srgbClr val="a33e03"/>
       </a:accent3>
       <a:accent4>
-        <a:srgbClr val="8E03A3"/>
+        <a:srgbClr val="8e03a3"/>
       </a:accent4>
       <a:accent5>
-        <a:srgbClr val="C99C00"/>
+        <a:srgbClr val="c99c00"/>
       </a:accent5>
       <a:accent6>
-        <a:srgbClr val="C9211E"/>
+        <a:srgbClr val="c9211e"/>
       </a:accent6>
       <a:hlink>
-        <a:srgbClr val="0000EE"/>
+        <a:srgbClr val="0000ee"/>
       </a:hlink>
       <a:folHlink>
-        <a:srgbClr val="551A8B"/>
+        <a:srgbClr val="551a8b"/>
       </a:folHlink>
     </a:clrScheme>
     <a:fontScheme name="Office">
